--- a/fåglar/A 6475-2025 prioriterade fågelarter.docx
+++ b/fåglar/A 6475-2025 prioriterade fågelarter.docx
@@ -519,7 +519,7 @@
     <w:p/>
     <w:p>
       <w:r>
-        <w:t>2025-02-14</w:t>
+        <w:t>2025-02-15</w:t>
       </w:r>
       <w:r>
         <w:t xml:space="preserve"> </w:t>

--- a/fåglar/A 6475-2025 prioriterade fågelarter.docx
+++ b/fåglar/A 6475-2025 prioriterade fågelarter.docx
@@ -519,7 +519,7 @@
     <w:p/>
     <w:p>
       <w:r>
-        <w:t>2025-02-15</w:t>
+        <w:t>2025-02-16</w:t>
       </w:r>
       <w:r>
         <w:t xml:space="preserve"> </w:t>

--- a/fåglar/A 6475-2025 prioriterade fågelarter.docx
+++ b/fåglar/A 6475-2025 prioriterade fågelarter.docx
@@ -519,7 +519,7 @@
     <w:p/>
     <w:p>
       <w:r>
-        <w:t>2025-02-16</w:t>
+        <w:t>2025-02-17</w:t>
       </w:r>
       <w:r>
         <w:t xml:space="preserve"> </w:t>

--- a/fåglar/A 6475-2025 prioriterade fågelarter.docx
+++ b/fåglar/A 6475-2025 prioriterade fågelarter.docx
@@ -519,7 +519,7 @@
     <w:p/>
     <w:p>
       <w:r>
-        <w:t>2025-02-17</w:t>
+        <w:t>2025-02-18</w:t>
       </w:r>
       <w:r>
         <w:t xml:space="preserve"> </w:t>

--- a/fåglar/A 6475-2025 prioriterade fågelarter.docx
+++ b/fåglar/A 6475-2025 prioriterade fågelarter.docx
@@ -519,7 +519,7 @@
     <w:p/>
     <w:p>
       <w:r>
-        <w:t>2025-02-18</w:t>
+        <w:t>2025-02-19</w:t>
       </w:r>
       <w:r>
         <w:t xml:space="preserve"> </w:t>

--- a/fåglar/A 6475-2025 prioriterade fågelarter.docx
+++ b/fåglar/A 6475-2025 prioriterade fågelarter.docx
@@ -519,7 +519,7 @@
     <w:p/>
     <w:p>
       <w:r>
-        <w:t>2025-02-19</w:t>
+        <w:t>2025-02-20</w:t>
       </w:r>
       <w:r>
         <w:t xml:space="preserve"> </w:t>

--- a/fåglar/A 6475-2025 prioriterade fågelarter.docx
+++ b/fåglar/A 6475-2025 prioriterade fågelarter.docx
@@ -519,7 +519,7 @@
     <w:p/>
     <w:p>
       <w:r>
-        <w:t>2025-02-20</w:t>
+        <w:t>2025-02-21</w:t>
       </w:r>
       <w:r>
         <w:t xml:space="preserve"> </w:t>

--- a/fåglar/A 6475-2025 prioriterade fågelarter.docx
+++ b/fåglar/A 6475-2025 prioriterade fågelarter.docx
@@ -519,7 +519,7 @@
     <w:p/>
     <w:p>
       <w:r>
-        <w:t>2025-02-21</w:t>
+        <w:t>2025-02-22</w:t>
       </w:r>
       <w:r>
         <w:t xml:space="preserve"> </w:t>

--- a/fåglar/A 6475-2025 prioriterade fågelarter.docx
+++ b/fåglar/A 6475-2025 prioriterade fågelarter.docx
@@ -519,7 +519,7 @@
     <w:p/>
     <w:p>
       <w:r>
-        <w:t>2025-02-22</w:t>
+        <w:t>2025-02-23</w:t>
       </w:r>
       <w:r>
         <w:t xml:space="preserve"> </w:t>

--- a/fåglar/A 6475-2025 prioriterade fågelarter.docx
+++ b/fåglar/A 6475-2025 prioriterade fågelarter.docx
@@ -519,7 +519,7 @@
     <w:p/>
     <w:p>
       <w:r>
-        <w:t>2025-02-23</w:t>
+        <w:t>2025-02-24</w:t>
       </w:r>
       <w:r>
         <w:t xml:space="preserve"> </w:t>

--- a/fåglar/A 6475-2025 prioriterade fågelarter.docx
+++ b/fåglar/A 6475-2025 prioriterade fågelarter.docx
@@ -519,7 +519,7 @@
     <w:p/>
     <w:p>
       <w:r>
-        <w:t>2025-02-24</w:t>
+        <w:t>2025-02-25</w:t>
       </w:r>
       <w:r>
         <w:t xml:space="preserve"> </w:t>

--- a/fåglar/A 6475-2025 prioriterade fågelarter.docx
+++ b/fåglar/A 6475-2025 prioriterade fågelarter.docx
@@ -519,7 +519,7 @@
     <w:p/>
     <w:p>
       <w:r>
-        <w:t>2025-02-25</w:t>
+        <w:t>2025-02-26</w:t>
       </w:r>
       <w:r>
         <w:t xml:space="preserve"> </w:t>

--- a/fåglar/A 6475-2025 prioriterade fågelarter.docx
+++ b/fåglar/A 6475-2025 prioriterade fågelarter.docx
@@ -519,7 +519,7 @@
     <w:p/>
     <w:p>
       <w:r>
-        <w:t>2025-02-26</w:t>
+        <w:t>2025-02-27</w:t>
       </w:r>
       <w:r>
         <w:t xml:space="preserve"> </w:t>

--- a/fåglar/A 6475-2025 prioriterade fågelarter.docx
+++ b/fåglar/A 6475-2025 prioriterade fågelarter.docx
@@ -519,7 +519,7 @@
     <w:p/>
     <w:p>
       <w:r>
-        <w:t>2025-02-27</w:t>
+        <w:t>2025-02-28</w:t>
       </w:r>
       <w:r>
         <w:t xml:space="preserve"> </w:t>

--- a/fåglar/A 6475-2025 prioriterade fågelarter.docx
+++ b/fåglar/A 6475-2025 prioriterade fågelarter.docx
@@ -519,7 +519,7 @@
     <w:p/>
     <w:p>
       <w:r>
-        <w:t>2025-02-28</w:t>
+        <w:t>2025-03-01</w:t>
       </w:r>
       <w:r>
         <w:t xml:space="preserve"> </w:t>

--- a/fåglar/A 6475-2025 prioriterade fågelarter.docx
+++ b/fåglar/A 6475-2025 prioriterade fågelarter.docx
@@ -519,7 +519,7 @@
     <w:p/>
     <w:p>
       <w:r>
-        <w:t>2025-03-01</w:t>
+        <w:t>2025-03-02</w:t>
       </w:r>
       <w:r>
         <w:t xml:space="preserve"> </w:t>

--- a/fåglar/A 6475-2025 prioriterade fågelarter.docx
+++ b/fåglar/A 6475-2025 prioriterade fågelarter.docx
@@ -519,7 +519,7 @@
     <w:p/>
     <w:p>
       <w:r>
-        <w:t>2025-03-02</w:t>
+        <w:t>2025-03-03</w:t>
       </w:r>
       <w:r>
         <w:t xml:space="preserve"> </w:t>

--- a/fåglar/A 6475-2025 prioriterade fågelarter.docx
+++ b/fåglar/A 6475-2025 prioriterade fågelarter.docx
@@ -519,7 +519,7 @@
     <w:p/>
     <w:p>
       <w:r>
-        <w:t>2025-03-03</w:t>
+        <w:t>2025-03-04</w:t>
       </w:r>
       <w:r>
         <w:t xml:space="preserve"> </w:t>

--- a/fåglar/A 6475-2025 prioriterade fågelarter.docx
+++ b/fåglar/A 6475-2025 prioriterade fågelarter.docx
@@ -519,7 +519,7 @@
     <w:p/>
     <w:p>
       <w:r>
-        <w:t>2025-03-04</w:t>
+        <w:t>2025-03-05</w:t>
       </w:r>
       <w:r>
         <w:t xml:space="preserve"> </w:t>

--- a/fåglar/A 6475-2025 prioriterade fågelarter.docx
+++ b/fåglar/A 6475-2025 prioriterade fågelarter.docx
@@ -519,7 +519,7 @@
     <w:p/>
     <w:p>
       <w:r>
-        <w:t>2025-03-05</w:t>
+        <w:t>2025-03-06</w:t>
       </w:r>
       <w:r>
         <w:t xml:space="preserve"> </w:t>

--- a/fåglar/A 6475-2025 prioriterade fågelarter.docx
+++ b/fåglar/A 6475-2025 prioriterade fågelarter.docx
@@ -519,7 +519,7 @@
     <w:p/>
     <w:p>
       <w:r>
-        <w:t>2025-03-06</w:t>
+        <w:t>2025-03-07</w:t>
       </w:r>
       <w:r>
         <w:t xml:space="preserve"> </w:t>
